--- a/sinif-dosyasi/arapca-6-sinif-dosyasi.docx
+++ b/sinif-dosyasi/arapca-6-sinif-dosyasi.docx
@@ -102,7 +102,7 @@
                 <w:szCs w:val="34"/>
                 <w:rtl/>
               </w:rPr>
-              <w:t xml:space="preserve">مِلَفُّ الصَّفِّ</w:t>
+              <w:t xml:space="preserve">مِلَفُّ الصَّفِّ</w:t>
             </w:r>
           </w:p>
           <w:p>
@@ -10268,7 +10268,7 @@
                 <w:szCs w:val="28"/>
                 <w:rtl/>
               </w:rPr>
-              <w:t xml:space="preserve">اَلسَّلَامُ عَلَيْكُمْ</w:t>
+              <w:t xml:space="preserve">اَلسَّلَامُ عَلَيْكُمْ</w:t>
             </w:r>
           </w:p>
         </w:tc>
@@ -10365,7 +10365,7 @@
                 <w:szCs w:val="28"/>
                 <w:rtl/>
               </w:rPr>
-              <w:t xml:space="preserve">اِفْتَحُوا الْكِتَابَ</w:t>
+              <w:t xml:space="preserve">اِفْتَحُوا الكِتَابَ</w:t>
             </w:r>
           </w:p>
         </w:tc>
@@ -10462,7 +10462,7 @@
                 <w:szCs w:val="28"/>
                 <w:rtl/>
               </w:rPr>
-              <w:t xml:space="preserve">اُنْظُرُوا إِلَى السَّبُّورَةِ</w:t>
+              <w:t xml:space="preserve">اُنْظُرُوا إِلَى السَّبُّورَةِ</w:t>
             </w:r>
           </w:p>
         </w:tc>
@@ -10559,7 +10559,7 @@
                 <w:szCs w:val="28"/>
                 <w:rtl/>
               </w:rPr>
-              <w:t xml:space="preserve">اِسْتَمِعُوا جَيِّدًا</w:t>
+              <w:t xml:space="preserve">اِسْتَمِعُوا جَيِّدًا</w:t>
             </w:r>
           </w:p>
         </w:tc>
@@ -10850,7 +10850,7 @@
                 <w:szCs w:val="28"/>
                 <w:rtl/>
               </w:rPr>
-              <w:t xml:space="preserve">أَعِدْ مَرَّةً أُخْرَى</w:t>
+              <w:t xml:space="preserve">أَعِدْ مَرَّةً أُخْرَى</w:t>
             </w:r>
           </w:p>
         </w:tc>
@@ -11141,7 +11141,7 @@
                 <w:szCs w:val="28"/>
                 <w:rtl/>
               </w:rPr>
-              <w:t xml:space="preserve">اُكْتُبُوا فِي الدَّفْتَرِ</w:t>
+              <w:t xml:space="preserve">اُكْتُبُوا فِي الدَّفْتَرِ</w:t>
             </w:r>
           </w:p>
         </w:tc>
@@ -11432,7 +11432,7 @@
                 <w:szCs w:val="28"/>
                 <w:rtl/>
               </w:rPr>
-              <w:t xml:space="preserve">اَلْوَاجِبُ لِلْغَدِ</w:t>
+              <w:t xml:space="preserve">اَلوَاجِبُ لِلْغَدِ</w:t>
             </w:r>
           </w:p>
         </w:tc>
@@ -11529,7 +11529,7 @@
                 <w:szCs w:val="28"/>
                 <w:rtl/>
               </w:rPr>
-              <w:t xml:space="preserve">اِنْتَهَى الدَّرْسُ</w:t>
+              <w:t xml:space="preserve">اِنْتَهَى الدَّرْسُ</w:t>
             </w:r>
           </w:p>
         </w:tc>
@@ -14702,7 +14702,7 @@
                 <w:szCs w:val="28"/>
                 <w:rtl/>
               </w:rPr>
-              <w:t xml:space="preserve">عَمٌّ</w:t>
+              <w:t xml:space="preserve">عَمٌّ</w:t>
             </w:r>
           </w:p>
         </w:tc>
@@ -15076,7 +15076,7 @@
                 <w:szCs w:val="28"/>
                 <w:rtl/>
               </w:rPr>
-              <w:t xml:space="preserve">عَمَّةٌ</w:t>
+              <w:t xml:space="preserve">عَمَّةٌ</w:t>
             </w:r>
           </w:p>
         </w:tc>
@@ -16251,7 +16251,7 @@
                 <w:szCs w:val="28"/>
                 <w:rtl/>
               </w:rPr>
-              <w:t xml:space="preserve">مُعَلِّمٌ</w:t>
+              <w:t xml:space="preserve">مُعَلِّمٌ</w:t>
             </w:r>
           </w:p>
         </w:tc>
@@ -18788,7 +18788,7 @@
                 <w:szCs w:val="28"/>
                 <w:rtl/>
               </w:rPr>
-              <w:t xml:space="preserve">جَوٌّ</w:t>
+              <w:t xml:space="preserve">جَوٌّ</w:t>
             </w:r>
           </w:p>
         </w:tc>
@@ -18975,7 +18975,7 @@
                 <w:szCs w:val="28"/>
                 <w:rtl/>
               </w:rPr>
-              <w:t xml:space="preserve">حَارٌّ</w:t>
+              <w:t xml:space="preserve">حَارٌّ</w:t>
             </w:r>
           </w:p>
         </w:tc>
